--- a/rapports/16_02_2026/JP_ADAMA/coh_EQ8_sup_071202030001.docx
+++ b/rapports/16_02_2026/JP_ADAMA/coh_EQ8_sup_071202030001.docx
@@ -25,7 +25,7 @@
         <w:br/>
         <w:t>Grappe: 071202030001</w:t>
         <w:br/>
-        <w:t>Date: 16/02/2026 a 12:41</w:t>
+        <w:t>Date: 16/02/2026 a 12:58</w:t>
       </w:r>
     </w:p>
     <w:p/>

--- a/rapports/16_02_2026/JP_ADAMA/coh_EQ8_sup_071202030001.docx
+++ b/rapports/16_02_2026/JP_ADAMA/coh_EQ8_sup_071202030001.docx
@@ -25,7 +25,7 @@
         <w:br/>
         <w:t>Grappe: 071202030001</w:t>
         <w:br/>
-        <w:t>Date: 16/02/2026 a 12:58</w:t>
+        <w:t>Date: 16/02/2026 a 13:06</w:t>
       </w:r>
     </w:p>
     <w:p/>
@@ -199,6 +199,38 @@
           </w:tcPr>
           <w:p>
             <w:r>
+              <w:t>Section0</w:t>
+            </w:r>
+          </w:p>
+        </w:tc>
+        <w:tc>
+          <w:tcPr>
+            <w:tcW w:type="dxa" w:w="3324"/>
+          </w:tcPr>
+          <w:p>
+            <w:r>
+              <w:t>Identification et renseignements de controle</w:t>
+            </w:r>
+          </w:p>
+        </w:tc>
+        <w:tc>
+          <w:tcPr>
+            <w:tcW w:type="dxa" w:w="3324"/>
+          </w:tcPr>
+          <w:p>
+            <w:r>
+              <w:t>12</w:t>
+            </w:r>
+          </w:p>
+        </w:tc>
+      </w:tr>
+      <w:tr>
+        <w:tc>
+          <w:tcPr>
+            <w:tcW w:type="dxa" w:w="3324"/>
+          </w:tcPr>
+          <w:p>
+            <w:r>
               <w:t>Section2</w:t>
             </w:r>
           </w:p>
@@ -263,6 +295,38 @@
           </w:tcPr>
           <w:p>
             <w:r>
+              <w:t>Section7b</w:t>
+            </w:r>
+          </w:p>
+        </w:tc>
+        <w:tc>
+          <w:tcPr>
+            <w:tcW w:type="dxa" w:w="3324"/>
+          </w:tcPr>
+          <w:p>
+            <w:r>
+              <w:t>Consommation alimentaire - 7 jours</w:t>
+            </w:r>
+          </w:p>
+        </w:tc>
+        <w:tc>
+          <w:tcPr>
+            <w:tcW w:type="dxa" w:w="3324"/>
+          </w:tcPr>
+          <w:p>
+            <w:r>
+              <w:t>11</w:t>
+            </w:r>
+          </w:p>
+        </w:tc>
+      </w:tr>
+      <w:tr>
+        <w:tc>
+          <w:tcPr>
+            <w:tcW w:type="dxa" w:w="3324"/>
+          </w:tcPr>
+          <w:p>
+            <w:r>
               <w:t>Section4b</w:t>
             </w:r>
           </w:p>
@@ -274,6 +338,38 @@
           <w:p>
             <w:r>
               <w:t>Emploi - Activite principale</w:t>
+            </w:r>
+          </w:p>
+        </w:tc>
+        <w:tc>
+          <w:tcPr>
+            <w:tcW w:type="dxa" w:w="3324"/>
+          </w:tcPr>
+          <w:p>
+            <w:r>
+              <w:t>10</w:t>
+            </w:r>
+          </w:p>
+        </w:tc>
+      </w:tr>
+      <w:tr>
+        <w:tc>
+          <w:tcPr>
+            <w:tcW w:type="dxa" w:w="3324"/>
+          </w:tcPr>
+          <w:p>
+            <w:r>
+              <w:t>Section19</w:t>
+            </w:r>
+          </w:p>
+        </w:tc>
+        <w:tc>
+          <w:tcPr>
+            <w:tcW w:type="dxa" w:w="3324"/>
+          </w:tcPr>
+          <w:p>
+            <w:r>
+              <w:t>Equipements agricoles</w:t>
             </w:r>
           </w:p>
         </w:tc>
@@ -327,7 +423,7 @@
           </w:tcPr>
           <w:p>
             <w:r>
-              <w:t>Section7b</w:t>
+              <w:t>Section4a</w:t>
             </w:r>
           </w:p>
         </w:tc>
@@ -337,7 +433,7 @@
           </w:tcPr>
           <w:p>
             <w:r>
-              <w:t>Consommation alimentaire - 7 jours</w:t>
+              <w:t>Emploi</w:t>
             </w:r>
           </w:p>
         </w:tc>
@@ -347,7 +443,7 @@
           </w:tcPr>
           <w:p>
             <w:r>
-              <w:t>9</w:t>
+              <w:t>8</w:t>
             </w:r>
           </w:p>
         </w:tc>
@@ -370,102 +466,6 @@
           <w:p>
             <w:r>
               <w:t>Actifs du menage</w:t>
-            </w:r>
-          </w:p>
-        </w:tc>
-        <w:tc>
-          <w:tcPr>
-            <w:tcW w:type="dxa" w:w="3324"/>
-          </w:tcPr>
-          <w:p>
-            <w:r>
-              <w:t>9</w:t>
-            </w:r>
-          </w:p>
-        </w:tc>
-      </w:tr>
-      <w:tr>
-        <w:tc>
-          <w:tcPr>
-            <w:tcW w:type="dxa" w:w="3324"/>
-          </w:tcPr>
-          <w:p>
-            <w:r>
-              <w:t>Section19</w:t>
-            </w:r>
-          </w:p>
-        </w:tc>
-        <w:tc>
-          <w:tcPr>
-            <w:tcW w:type="dxa" w:w="3324"/>
-          </w:tcPr>
-          <w:p>
-            <w:r>
-              <w:t>Equipements agricoles</w:t>
-            </w:r>
-          </w:p>
-        </w:tc>
-        <w:tc>
-          <w:tcPr>
-            <w:tcW w:type="dxa" w:w="3324"/>
-          </w:tcPr>
-          <w:p>
-            <w:r>
-              <w:t>9</w:t>
-            </w:r>
-          </w:p>
-        </w:tc>
-      </w:tr>
-      <w:tr>
-        <w:tc>
-          <w:tcPr>
-            <w:tcW w:type="dxa" w:w="3324"/>
-          </w:tcPr>
-          <w:p>
-            <w:r>
-              <w:t>Section0</w:t>
-            </w:r>
-          </w:p>
-        </w:tc>
-        <w:tc>
-          <w:tcPr>
-            <w:tcW w:type="dxa" w:w="3324"/>
-          </w:tcPr>
-          <w:p>
-            <w:r>
-              <w:t>Identification et renseignements de controle</w:t>
-            </w:r>
-          </w:p>
-        </w:tc>
-        <w:tc>
-          <w:tcPr>
-            <w:tcW w:type="dxa" w:w="3324"/>
-          </w:tcPr>
-          <w:p>
-            <w:r>
-              <w:t>8</w:t>
-            </w:r>
-          </w:p>
-        </w:tc>
-      </w:tr>
-      <w:tr>
-        <w:tc>
-          <w:tcPr>
-            <w:tcW w:type="dxa" w:w="3324"/>
-          </w:tcPr>
-          <w:p>
-            <w:r>
-              <w:t>Section4a</w:t>
-            </w:r>
-          </w:p>
-        </w:tc>
-        <w:tc>
-          <w:tcPr>
-            <w:tcW w:type="dxa" w:w="3324"/>
-          </w:tcPr>
-          <w:p>
-            <w:r>
-              <w:t>Emploi</w:t>
             </w:r>
           </w:p>
         </w:tc>
@@ -896,8 +896,6 @@
         <w:rPr>
           <w:sz w:val="20"/>
         </w:rPr>
-        <w:t xml:space="preserve">- Attention ! Le frais de scolarité (3250 Fcfa) de maleyni fall en 6ème année de Primaire est relativement élevé par rapport aux autres frais de scolarités observés dans cette zone. Prière de corriger ou de confirmer avec le QG. </w:t>
-        <w:br/>
         <w:t xml:space="preserve">- La raison principale que maman adama fall n'a pas été à l'école entre 2024/2025 est elle était trop âgée pour être orienté et semble exister dans les modalités, prière de prendre attache avec le QG pour plus d'explication afin de la classer bien. </w:t>
         <w:br/>
         <w:t>- La raison principale que mohamed fall n'a pas été à l'école entre 2024/2025 est arrêter les études pour faire une formation professionnelle et semble exister dans les modalités, prière de prendre attache avec le QG pour plus d'explication afin de la classer bien.</w:t>
@@ -993,6 +991,27 @@
           <w:sz w:val="20"/>
         </w:rPr>
         <w:t>- Avertissement!!! les informations de cheikh fall sur le nombre de mois, jours ou heures de son emploi secondaire sont superieur a celles de son emploi principal , veuillez corriger ou confirmer aupres du QG.</w:t>
+      </w:r>
+    </w:p>
+    <w:p>
+      <w:r>
+        <w:rPr>
+          <w:b/>
+          <w:color w:val="4672C4"/>
+          <w:sz w:val="22"/>
+        </w:rPr>
+        <w:t>&gt;&gt; Section7b - Consommation alimentaire - 7 jours</w:t>
+      </w:r>
+    </w:p>
+    <w:p>
+      <w:pPr>
+        <w:ind w:left="283"/>
+      </w:pPr>
+      <w:r>
+        <w:rPr>
+          <w:sz w:val="20"/>
+        </w:rPr>
+        <w:t>- La dernière fois que vous avez acheté Capitaine frais est charrette et semble exister dans les modalités, prière de prendre attache avec le QG pour plus d'explication afin de la classer bien.  La dernière fois que vous avez acheté Poisson frais type 11 est charrette et semble exister dans les modalités, prière de prendre attache avec le QG pour plus d'explication afin de la classer bien. Attention ! Le prix unitaire d'achat (150 Fcfa) de Poivron frais en Tas (Petit) est relativement élevé par rapport aux autres prix observés dans cette zone. Prière de corriger ou de confirmer avec le QG. Attention ! Le prix unitaire d'achat (50 Fcfa) de Feuilles de  Haricot en Sachets (Petit) est relativement faible par rapport aux autres prix observés dans cette zone. Prière de corriger ou de confirmer avec le QG. Avertissement!! La quantité (7.5 litre) du produit Huile de soja  consommée  par le ménage semble très élevé, prière de corriger ou confirmer avec le QG. Avertissement!!! Le ménage a consommé 11 Morceau (Portion) Tres petit de Carpe séchée, cette quantité semble anormale pour une consommation des 7 derniers jours.Prière de corriger ou de confirmer avec le QG. Avertissement!!! Le ménage a consommé 40 Cube Petit de Cube alimentaire (Maggi, Jumbo, ), cette quantité semble anormale pour une consommation des 7 derniers jours.Prière de corriger ou de confirmer avec le QG. Avertissement!!! Le ménage a consommé 7 Paquet Petit de Thé en sachet, cette quantité semble anormale pour une consommation des 7 derniers jours.Prière de corriger ou de confirmer avec le QG. Avertissement!! le prix unitaire (100 Fcfa) de Thé en sachet (unité: Paquet) de taille Petit est très faible ou élevé. Prière de corriger ou de confirmer avec le QG. Incohérence!! Dans ce ménage, chaque individus consomme par jour 24.26214 Kg  de cereale; Prière de revoir les quantités prises de ces produits. Incohérence!! Dans ce ménage, chaque individus consomme par jour 24.26214 Kg  de cereale; Prière de revoir les quantités prises de ces produits. Incohérence!! Dans ce ménage, chaque individus consomme par jour 24.26214 Kg  de cereale; Prière de revoir les quantités prises de ces produits. Le prix d'achat unitaire (55.55556 Fcfa) de Sel en Kg de taille  taille unique  est très faible, prière de regarder les reponses prises dans les questions s07bq07a s07bq07b s07bq07c s07bq08 pour mieux corriger.</w:t>
       </w:r>
     </w:p>
     <w:p>
@@ -1478,6 +1497,27 @@
           <w:color w:val="4672C4"/>
           <w:sz w:val="22"/>
         </w:rPr>
+        <w:t>&gt;&gt; Section0 - Identification et renseignements de controle</w:t>
+      </w:r>
+    </w:p>
+    <w:p>
+      <w:pPr>
+        <w:ind w:left="283"/>
+      </w:pPr>
+      <w:r>
+        <w:rPr>
+          <w:sz w:val="20"/>
+        </w:rPr>
+        <w:t>- Le questionnaire semble ne pas être complètement fini mais le questionnaire est en statut complet, prière de compléter le questionnaire.</w:t>
+      </w:r>
+    </w:p>
+    <w:p>
+      <w:r>
+        <w:rPr>
+          <w:b/>
+          <w:color w:val="4672C4"/>
+          <w:sz w:val="22"/>
+        </w:rPr>
         <w:t>&gt;&gt; Section1 - Caracteristiques des membres</w:t>
       </w:r>
     </w:p>
@@ -1591,7 +1631,7 @@
         <w:rPr>
           <w:sz w:val="20"/>
         </w:rPr>
-        <w:t>- Avertissement!!! Le ménage a consommé 14 Paquet Petit de Thé en sachet, cette quantité semble anormale pour une consommation des 7 derniers jours.Prière de corriger ou de confirmer avec le QG. Avertissement!! le prix unitaire (150 Fcfa) de Thé en sachet (unité: Paquet) de taille Petit est très faible ou élevé. Prière de corriger ou de confirmer avec le QG. Avertissement!!! Le ménage a consommé 16 Cuillère Petit de Chocolat pâte à tartiner, cette quantité semble anormale pour une consommation des 7 derniers jours.Prière de corriger ou de confirmer avec le QG. Incohérence!! Dans ce ménage, chaque individus consomme par jour 34.05375 Kg  de cereale; Prière de revoir les quantités prises de ces produits. Incohérence!! Dans ce ménage, chaque individus consomme par jour 34.05375 Kg  de cereale; Prière de revoir les quantités prises de ces produits. Incohérence!! Dans ce ménage, chaque individus consomme par jour 34.05375 Kg  de cereale; Prière de revoir les quantités prises de ces produits. Le prix d'achat unitaire (6000 Fcfa) de Café moulu en Kg de taille taille unique prière de regarder les reponses prises dans les questions s07bq07a s07bq07b s07bq07c s07bq08 pour mieux corriger.</w:t>
+        <w:t>- Attention ! Le prix unitaire d'achat (500 Fcfa) de Poivre en Sachets (Moyen) est relativement élevé par rapport aux autres prix observés dans cette zone. Prière de corriger ou de confirmer avec le QG. Attention ! Soupçons de quantité anormale! Le ménage de nogoye fall avec une taille de 8 personnes a consommé 14 Sachets en Petit de Tamarin noir qui est relativement élevé comme consommation par rapport à la condition de vie des autres ménages de même taille dans cette zone. Prière de corriger ou de confirmer avec le QG. Avertissement!!! Le ménage a consommé 14 Paquet Petit de Thé en sachet, cette quantité semble anormale pour une consommation des 7 derniers jours.Prière de corriger ou de confirmer avec le QG. Avertissement!! le prix unitaire (150 Fcfa) de Thé en sachet (unité: Paquet) de taille Petit est très faible ou élevé. Prière de corriger ou de confirmer avec le QG. Avertissement!!! Le ménage a consommé 16 Cuillère Petit de Chocolat pâte à tartiner, cette quantité semble anormale pour une consommation des 7 derniers jours.Prière de corriger ou de confirmer avec le QG. Incohérence!! Dans ce ménage, chaque individus consomme par jour 54.96893 Kg  de cereale; Prière de revoir les quantités prises de ces produits. Incohérence!! Dans ce ménage, chaque individus consomme par jour 54.96893 Kg  de cereale; Prière de revoir les quantités prises de ces produits. Incohérence!! Dans ce ménage, chaque individus consomme par jour 54.96893 Kg  de cereale; Prière de revoir les quantités prises de ces produits. Le prix d'achat unitaire (6000 Fcfa) de Café moulu en Kg de taille taille unique prière de regarder les reponses prises dans les questions s07bq07a s07bq07b s07bq07c s07bq08 pour mieux corriger.</w:t>
       </w:r>
     </w:p>
     <w:p>
@@ -2044,6 +2084,27 @@
           <w:color w:val="4672C4"/>
           <w:sz w:val="22"/>
         </w:rPr>
+        <w:t>&gt;&gt; Section0 - Identification et renseignements de controle</w:t>
+      </w:r>
+    </w:p>
+    <w:p>
+      <w:pPr>
+        <w:ind w:left="283"/>
+      </w:pPr>
+      <w:r>
+        <w:rPr>
+          <w:sz w:val="20"/>
+        </w:rPr>
+        <w:t>- Le questionnaire semble ne pas être complètement fini mais le questionnaire est en statut complet, prière de compléter le questionnaire.</w:t>
+      </w:r>
+    </w:p>
+    <w:p>
+      <w:r>
+        <w:rPr>
+          <w:b/>
+          <w:color w:val="4672C4"/>
+          <w:sz w:val="22"/>
+        </w:rPr>
         <w:t>&gt;&gt; Section1 - Caracteristiques des membres</w:t>
       </w:r>
     </w:p>
@@ -2674,7 +2735,7 @@
         <w:rPr>
           <w:sz w:val="20"/>
         </w:rPr>
-        <w:t>- Avertissementbineta fall  travaille mais les questions relatives à son emploi principal ne sont pas renseignées à 100%, prière de les renseigner. Attention ! Le nombre de jours que bineta fall a travaillés par mois semble être inférieur à 15. Veuillez, s'il vous plaît, confirmer cette information.</w:t>
+        <w:t>- Attention ! Le nombre de jours que bineta fall a travaillés par mois semble être inférieur à 15. Veuillez, s'il vous plaît, confirmer cette information.</w:t>
       </w:r>
     </w:p>
     <w:p>
@@ -2716,7 +2777,7 @@
         <w:rPr>
           <w:sz w:val="20"/>
         </w:rPr>
-        <w:t>- Le ménage a consommé Ananas mais les informations sur la quantité, l'unité ou la taille ne sont pas renseignées.Prière de renseigner. Le ménage a consommé Arachides pilées mais les informations sur la quantité, l'unité ou la taille ne sont pas renseignées.Prière de renseigner. Le ménage a consommé Arachides séchées en coques mais les informations sur la quantité, l'unité ou la taille ne sont pas renseignées.Prière de renseigner. Le ménage a consommé Banane douce mais les informations sur la quantité, l'unité ou la taille ne sont pas renseignées.Prière de renseigner. Le ménage a consommé Beignets de farine de boulangerie mais les informations sur la quantité, l'unité ou la taille ne sont pas renseignées.Prière de renseigner. Le ménage a consommé Biscuits mais les informations sur la quantité, l'unité ou la taille ne sont pas renseignées.Prière de renseigner. Le ménage a consommé Citron mais les informations sur la quantité, l'unité ou la taille ne sont pas renseignées.Prière de renseigner. Le ménage a consommé Fruit de baobab (pain de singe) mais les informations sur la quantité, l'unité ou la taille ne sont pas renseignées.Prière de renseigner. Le ménage a consommé Mandarine/Clémentine mais les informations sur la quantité, l'unité ou la taille ne sont pas renseignées.Prière de renseigner. Le ménage a consommé Mangue mais les informations sur la quantité, l'unité ou la taille ne sont pas renseignées.Prière de renseigner. Le ménage a consommé Orange  mais les informations sur la quantité, l'unité ou la taille ne sont pas renseignées.Prière de renseigner. Le ménage a consommé Pastèque mais les informations sur la quantité, l'unité ou la taille ne sont pas renseignées.Prière de renseigner. Le ménage a consommé Pommes mais les informations sur la quantité, l'unité ou la taille ne sont pas renseignées.Prière de renseigner.</w:t>
+        <w:t>- La dernière fois que vous avez acheté Capitaine frais est charrette qui vend des poissons et semble exister dans les modalités, prière de prendre attache avec le QG pour plus d'explication afin de la classer bien.  La dernière fois que vous avez acheté Poisson frais type 11 est charrette qui vend des poissons et semble exister dans les modalités, prière de prendre attache avec le QG pour plus d'explication afin de la classer bien. Attention ! Le prix unitaire d'achat (1000 Fcfa) de Aubergine   en Tas (Petit) est relativement élevé par rapport aux autres prix observés dans cette zone. Prière de corriger ou de confirmer avec le QG. Attention ! Le prix unitaire d'achat (1500 Fcfa) de Carotte en Tas (Petit) est relativement élevé par rapport aux autres prix observés dans cette zone. Prière de corriger ou de confirmer avec le QG. Avertissement!!! Le ménage a consommé 22 Pièce Petit de Mâchoiron séchée (Kon), cette quantité semble anormale pour une consommation des 7 derniers jours.Prière de corriger ou de confirmer avec le QG. Avertissement!!! Le ménage a consommé 28 Verre ( à thé) taille unique de Sucre en poudre , cette quantité semble anormale pour une consommation des 7 derniers jours.Prière de corriger ou de confirmer avec le QG. Avertissement!!! Le ménage a consommé 37 Morceau (Portion) Petit de Ail, cette quantité semble anormale pour une consommation des 7 derniers jours.Prière de corriger ou de confirmer avec le QG. Avertissement!!! Le ménage a consommé 7 Paquet Moyen de Thé en sachet, cette quantité semble anormale pour une consommation des 7 derniers jours.Prière de corriger ou de confirmer avec le QG. Avertissement!! le prix unitaire (100 Fcfa) de Thé en sachet (unité: Paquet) de taille Moyen est très faible ou élevé. Prière de corriger ou de confirmer avec le QG. Incohérence!! Dans ce ménage, chaque individus consomme par jour 99.28285 Kg  de cereale; Prière de revoir les quantités prises de ces produits. Incohérence!! Dans ce ménage, chaque individus consomme par jour 99.28285 Kg  de cereale; Prière de revoir les quantités prises de ces produits. Incohérence!! Dans ce ménage, chaque individus consomme par jour 99.28285 Kg  de cereale; Prière de revoir les quantités prises de ces produits. Le prix d'achat unitaire (55.55556 Fcfa) de Sel en Kg de taille  taille unique  est très faible, prière de regarder les reponses prises dans les questions s07bq07a s07bq07b s07bq07c s07bq08 pour mieux corriger. Le prix d'achat unitaire (8000 Fcfa) de Escargots en Kg de taille taille unique prière de regarder les reponses prises dans les questions s07bq07a s07bq07b s07bq07c s07bq08 pour mieux corriger.</w:t>
       </w:r>
     </w:p>
     <w:p>
@@ -3171,6 +3232,27 @@
           <w:color w:val="4672C4"/>
           <w:sz w:val="22"/>
         </w:rPr>
+        <w:t>&gt;&gt; Section0 - Identification et renseignements de controle</w:t>
+      </w:r>
+    </w:p>
+    <w:p>
+      <w:pPr>
+        <w:ind w:left="283"/>
+      </w:pPr>
+      <w:r>
+        <w:rPr>
+          <w:sz w:val="20"/>
+        </w:rPr>
+        <w:t>- Le questionnaire semble ne pas être complètement fini mais le questionnaire est en statut complet, prière de compléter le questionnaire.</w:t>
+      </w:r>
+    </w:p>
+    <w:p>
+      <w:r>
+        <w:rPr>
+          <w:b/>
+          <w:color w:val="4672C4"/>
+          <w:sz w:val="22"/>
+        </w:rPr>
         <w:t>&gt;&gt; Section1 - Caracteristiques des membres</w:t>
       </w:r>
     </w:p>
@@ -3280,7 +3362,7 @@
         <w:rPr>
           <w:sz w:val="20"/>
         </w:rPr>
-        <w:t>- La dernière fois que vous avez acheté Capitaine frais est les charrettes et semble exister dans les modalités, prière de prendre attache avec le QG pour plus d'explication afin de la classer bien.  La dernière fois que vous avez acheté Carpe séchée est dans une maison et semble exister dans les modalités, prière de prendre attache avec le QG pour plus d'explication afin de la classer bien.  La dernière fois que vous avez acheté Escargots est dans une maison et semble exister dans les modalités, prière de prendre attache avec le QG pour plus d'explication afin de la classer bien.  La dernière fois que vous avez acheté Poisson frais type 11 est charrette et semble exister dans les modalités, prière de prendre attache avec le QG pour plus d'explication afin de la classer bien.  La dernière fois que vous avez acheté Poisson frais type 9 est Charrette et semble exister dans les modalités, prière de prendre attache avec le QG pour plus d'explication afin de la classer bien. Attention ! Le prix unitaire d'achat (100 Fcfa) de Mayonnaise en Sachets (Petit) est relativement faible par rapport aux autres prix observés dans cette zone. Prière de corriger ou de confirmer avec le QG. Attention ! Le prix unitaire d'achat (1500 Fcfa) de Lait en poudre en Kg (taille unique) est relativement faible par rapport aux autres prix observés dans cette zone. Prière de corriger ou de confirmer avec le QG. Attention ! Le prix unitaire d'achat (325 Fcfa) de Niébé/Haricots secs en Kg (taille unique) est relativement faible par rapport aux autres prix observés dans cette zone. Prière de corriger ou de confirmer avec le QG. Attention ! Le prix unitaire d'achat (650 Fcfa) de Sucre en poudre  en Kg (taille unique) est relativement élevé par rapport aux autres prix observés dans cette zone. Prière de corriger ou de confirmer avec le QG. Avertissement!! La quantité (3.5 litre) du produit Huile de soja  consommée  par le ménage semble très élevé, prière de corriger ou confirmer avec le QG. Incohérence!! Dans ce ménage, chaque individus consomme par jour 28.41357 Kg  de cereale; Prière de revoir les quantités prises de ces produits. Incohérence!! Dans ce ménage, chaque individus consomme par jour 28.41357 Kg  de cereale; Prière de revoir les quantités prises de ces produits.</w:t>
+        <w:t>- La dernière fois que vous avez acheté Capitaine frais est les charrettes et semble exister dans les modalités, prière de prendre attache avec le QG pour plus d'explication afin de la classer bien.  La dernière fois que vous avez acheté Carpe séchée est dans une maison et semble exister dans les modalités, prière de prendre attache avec le QG pour plus d'explication afin de la classer bien.  La dernière fois que vous avez acheté Escargots est dans une maison et semble exister dans les modalités, prière de prendre attache avec le QG pour plus d'explication afin de la classer bien.  La dernière fois que vous avez acheté Poisson frais type 11 est charrette et semble exister dans les modalités, prière de prendre attache avec le QG pour plus d'explication afin de la classer bien.  La dernière fois que vous avez acheté Poisson frais type 9 est Charrette et semble exister dans les modalités, prière de prendre attache avec le QG pour plus d'explication afin de la classer bien. Attention ! Le prix unitaire d'achat (1500 Fcfa) de Lait en poudre en Kg (taille unique) est relativement faible par rapport aux autres prix observés dans cette zone. Prière de corriger ou de confirmer avec le QG. Attention ! Le prix unitaire d'achat (300 Fcfa) de Courge en Pièce (Moyen) est relativement élevé par rapport aux autres prix observés dans cette zone. Prière de corriger ou de confirmer avec le QG. Attention ! Le prix unitaire d'achat (50 Fcfa) de Sel en Sachets (Moyen) est relativement faible par rapport aux autres prix observés dans cette zone. Prière de corriger ou de confirmer avec le QG. Avertissement!! La quantité (3.5 litre) du produit Huile de soja  consommée  par le ménage semble très élevé, prière de corriger ou confirmer avec le QG. Incohérence!! Dans ce ménage, chaque individus consomme par jour 53.86661 Kg  de cereale; Prière de revoir les quantités prises de ces produits. Incohérence!! Dans ce ménage, chaque individus consomme par jour 53.86661 Kg  de cereale; Prière de revoir les quantités prises de ces produits.</w:t>
       </w:r>
     </w:p>
     <w:p>
@@ -3714,6 +3796,27 @@
           <w:color w:val="4672C4"/>
           <w:sz w:val="22"/>
         </w:rPr>
+        <w:t>&gt;&gt; Section0 - Identification et renseignements de controle</w:t>
+      </w:r>
+    </w:p>
+    <w:p>
+      <w:pPr>
+        <w:ind w:left="283"/>
+      </w:pPr>
+      <w:r>
+        <w:rPr>
+          <w:sz w:val="20"/>
+        </w:rPr>
+        <w:t>- Le questionnaire semble ne pas être complètement fini mais le questionnaire est en statut complet, prière de compléter le questionnaire.</w:t>
+      </w:r>
+    </w:p>
+    <w:p>
+      <w:r>
+        <w:rPr>
+          <w:b/>
+          <w:color w:val="4672C4"/>
+          <w:sz w:val="22"/>
+        </w:rPr>
         <w:t>&gt;&gt; Section1 - Caracteristiques des membres</w:t>
       </w:r>
     </w:p>
@@ -3819,7 +3922,7 @@
         <w:rPr>
           <w:sz w:val="20"/>
         </w:rPr>
-        <w:t>- Avertissement!!! Le ménage a consommé 7 Paquet Petit de Thé en sachet, cette quantité semble anormale pour une consommation des 7 derniers jours.Prière de corriger ou de confirmer avec le QG. Avertissement!! le prix unitaire (300 Fcfa) de Thé en sachet (unité: Paquet) de taille Petit est très faible ou élevé. Prière de corriger ou de confirmer avec le QG. Attention ! Le prix unitaire d'achat (300 Fcfa) de Thé en sachet en Paquet (Petit) est relativement élevé par rapport aux autres prix observés dans cette zone. Prière de corriger ou de confirmer avec le QG. Incohérence!! Dans ce ménage, chaque individus consomme par jour 60.66857 Kg  de cereale; Prière de revoir les quantités prises de ces produits. Incohérence!! Dans ce ménage, chaque individus consomme par jour 60.66857 Kg  de cereale; Prière de revoir les quantités prises de ces produits.</w:t>
+        <w:t>- Avertissement!!! Le ménage a consommé 7 Paquet Petit de Thé en sachet, cette quantité semble anormale pour une consommation des 7 derniers jours.Prière de corriger ou de confirmer avec le QG. Avertissement!! le prix unitaire (300 Fcfa) de Thé en sachet (unité: Paquet) de taille Petit est très faible ou élevé. Prière de corriger ou de confirmer avec le QG. Attention ! Le prix unitaire d'achat (300 Fcfa) de Thé en sachet en Paquet (Petit) est relativement élevé par rapport aux autres prix observés dans cette zone. Prière de corriger ou de confirmer avec le QG. Incohérence!! Dans ce ménage, chaque individus consomme par jour 98.395 Kg  de cereale; Prière de revoir les quantités prises de ces produits. Incohérence!! Dans ce ménage, chaque individus consomme par jour 98.395 Kg  de cereale; Prière de revoir les quantités prises de ces produits.</w:t>
       </w:r>
     </w:p>
     <w:p>
@@ -4304,7 +4407,7 @@
         <w:rPr>
           <w:sz w:val="20"/>
         </w:rPr>
-        <w:t xml:space="preserve">- Attention ! Le montant (5000 Fcfa) dépensé ou reçu en cadeau pour les cartes prépayées, les transferts de crédit et les abonnements de  coumba kanté est relativement élevé par rapport aux autres montants depansés observés dans cette zone. Prière de corriger ou de confirmer avec le QG. Attention ! Le montant (5000 Fcfa) dépensé ou reçu en cadeau pour les recharges internet ou de forfaits de données mobiles(hors appels vocaux), aucours des 30 derniers jours de  coumba kanté est relativement élevé par rapport aux autres montants depansés observés dans cette zone. Prière de corriger ou de confirmer avec le QG. </w:t>
+        <w:t xml:space="preserve">- Attention ! Le montant (5000 Fcfa) dépensé ou reçu en cadeau pour les cartes prépayées, les transferts de crédit et les abonnements de  coumba kanté est relativement élevé par rapport aux autres montants depansés observés dans cette zone. Prière de corriger ou de confirmer avec le QG. </w:t>
         <w:br/>
         <w:t xml:space="preserve">- Incoherence! La mère de dieynaba kanté est trop jeune ou vielle pour avoir dieynaba kanté selon l'écart (50) d'âge entre lui et sa mère, prière de revoir l'âge de dieynaba kanté ou de sa mère. Dans le cas contraire rassurez vous que c'est bien son fils/fille biologique. </w:t>
         <w:br/>
@@ -4447,7 +4550,7 @@
         <w:rPr>
           <w:sz w:val="20"/>
         </w:rPr>
-        <w:t>- Incohérence!! Dans ce ménage, chaque individus consomme par jour 26.47314 Kg  de cereale; Prière de revoir les quantités prises de ces produits. Incohérence!! Dans ce ménage, chaque individus consomme par jour 26.47314 Kg  de cereale; Prière de revoir les quantités prises de ces produits. Le ménage a consommé Ail mais les informations sur la quantité, l'unité ou la taille ne sont pas renseignées.Prière de renseigner. Le ménage a consommé Arachides décortiquées mais les informations sur la quantité, l'unité ou la taille ne sont pas renseignées.Prière de renseigner. Le ménage a consommé Arachides pilées mais les informations sur la quantité, l'unité ou la taille ne sont pas renseignées.Prière de renseigner. Le ménage a consommé Arachides séchées en coques mais les informations sur la quantité, l'unité ou la taille ne sont pas renseignées.Prière de renseigner. Le ménage a consommé Arôme (Maggi, Jumbo, etc.) mais les informations sur la quantité, l'unité ou la taille ne sont pas renseignées.Prière de renseigner. Le ménage a consommé Aubergine   mais les informations sur la quantité, l'unité ou la taille ne sont pas renseignées.Prière de renseigner. Le ménage a consommé Aubergine sauvage  mais les informations sur la quantité, l'unité ou la taille ne sont pas renseignées.Prière de renseigner. Le ménage a consommé Banane douce mais les informations sur la quantité, l'unité ou la taille ne sont pas renseignées.Prière de renseigner. Le ménage a consommé Boissons gazeuses (Coca, Fanta, Vimto, Sprite, etc.) mais les informations sur la quantité, l'unité ou la taille ne sont pas renseignées.Prière de renseigner. Le ménage a consommé Café en poudre soluble mais les informations sur la quantité, l'unité ou la taille ne sont pas renseignées.Prière de renseigner. Le ménage a consommé Café moulu mais les informations sur la quantité, l'unité ou la taille ne sont pas renseignées.Prière de renseigner. Le ménage a consommé Carotte mais les informations sur la quantité, l'unité ou la taille ne sont pas renseignées.Prière de renseigner. Le ménage a consommé Chocolat pâte à tartiner mais les informations sur la quantité, l'unité ou la taille ne sont pas renseignées.Prière de renseigner. Le ménage a consommé Choux mais les informations sur la quantité, l'unité ou la taille ne sont pas renseignées.Prière de renseigner. Le ménage a consommé Citron mais les informations sur la quantité, l'unité ou la taille ne sont pas renseignées.Prière de renseigner. Le ménage a consommé Cube alimentaire (Maggi, Jumbo, ) mais les informations sur la quantité, l'unité ou la taille ne sont pas renseignées.Prière de renseigner. Le ménage a consommé Feuilles de patate mais les informations sur la quantité, l'unité ou la taille ne sont pas renseignées.Prière de renseigner. Le ménage a consommé Gingembre moulu mais les informations sur la quantité, l'unité ou la taille ne sont pas renseignées.Prière de renseigner. Le ménage a consommé Jus de fruits type 2 (Tampico, Pressea,etc.) mais les informations sur la quantité, l'unité ou la taille ne sont pas renseignées.Prière de renseigner. Le ménage a consommé Mandarine/Clémentine mais les informations sur la quantité, l'unité ou la taille ne sont pas renseignées.Prière de renseigner. Le ménage a consommé Manioc en tubercules mais les informations sur la quantité, l'unité ou la taille ne sont pas renseignées.Prière de renseigner. Le ménage a consommé Mayonnaise mais les informations sur la quantité, l'unité ou la taille ne sont pas renseignées.Prière de renseigner. Le ménage a consommé Moutarde mais les informations sur la quantité, l'unité ou la taille ne sont pas renseignées.Prière de renseigner. Le ménage a consommé Pastèque mais les informations sur la quantité, l'unité ou la taille ne sont pas renseignées.Prière de renseigner. Le ménage a consommé Piment frais mais les informations sur la quantité, l'unité ou la taille ne sont pas renseignées.Prière de renseigner. Le ménage a consommé Piment séché mais les informations sur la quantité, l'unité ou la taille ne sont pas renseignées.Prière de renseigner. Le ménage a consommé Poireau mais les informations sur la quantité, l'unité ou la taille ne sont pas renseignées.Prière de renseigner. Le ménage a consommé Poivre mais les informations sur la quantité, l'unité ou la taille ne sont pas renseignées.Prière de renseigner. Le ménage a consommé Pomme de terre mais les informations sur la quantité, l'unité ou la taille ne sont pas renseignées.Prière de renseigner. Le ménage a consommé Pâte d'arachide mais les informations sur la quantité, l'unité ou la taille ne sont pas renseignées.Prière de renseigner. Le ménage a consommé Sel mais les informations sur la quantité, l'unité ou la taille ne sont pas renseignées.Prière de renseigner. Difficile de consommer le Sel en   prière de verifier. Le ménage a consommé Soumbala (moutarde africaine) mais les informations sur la quantité, l'unité ou la taille ne sont pas renseignées.Prière de renseigner. Le ménage a consommé Sucre en poudre  mais les informations sur la quantité, l'unité ou la taille ne sont pas renseignées.Prière de renseigner. Le ménage a consommé Tamarin noir mais les informations sur la quantité, l'unité ou la taille ne sont pas renseignées.Prière de renseigner. Le ménage a consommé Thé en sachet mais les informations sur la quantité, l'unité ou la taille ne sont pas renseignées.Prière de renseigner. Avertissement!!! Le ménage a consommé .a   de Thé en sachet, cette quantité semble anormale pour une consommation des 7 derniers jours.Les ménages consomment géneralement en sachet ou en paquet, prière de corriger ou de confirmer avec le QG. Le ménage a consommé Vinaigre de citron  mais les informations sur la quantité, l'unité ou la taille ne sont pas renseignées.Prière de renseigner. Le ménage a consommé Vinaigre de vin mais les informations sur la quantité, l'unité ou la taille ne sont pas renseignées.Prière de renseigner.</w:t>
+        <w:t>- Attention ! Le prix unitaire d'achat (50 Fcfa) de Mâchoiron séchée (Kon) en Pièce (Petit) est relativement faible par rapport aux autres prix observés dans cette zone. Prière de corriger ou de confirmer avec le QG. Attention ! Le prix unitaire d'achat (900 Fcfa) de Banane douce en Kg (taille unique) est relativement faible par rapport aux autres prix observés dans cette zone. Prière de corriger ou de confirmer avec le QG. Avertissement!!! Le ménage a consommé 12 Cuillère Petit de Chocolat pâte à tartiner, cette quantité semble anormale pour une consommation des 7 derniers jours.Prière de corriger ou de confirmer avec le QG. Avertissement!!! Le ménage a consommé 14 Paquet Petit de Thé en sachet, cette quantité semble anormale pour une consommation des 7 derniers jours.Prière de corriger ou de confirmer avec le QG. Avertissement!! le prix unitaire (150 Fcfa) de Thé en sachet (unité: Paquet) de taille Petit est très faible ou élevé. Prière de corriger ou de confirmer avec le QG. Difficile de consommer le Sel en Boite (Autre que la boite/pot de tomate) Tres petit prière de verifier. Incohérence!! Dans ce ménage, chaque individus consomme par jour 45.79815 Kg  de cereale; Prière de revoir les quantités prises de ces produits. Incohérence!! Dans ce ménage, chaque individus consomme par jour 45.79815 Kg  de cereale; Prière de revoir les quantités prises de ces produits.</w:t>
       </w:r>
     </w:p>
     <w:p>
@@ -4532,27 +4635,6 @@
           <w:sz w:val="20"/>
         </w:rPr>
         <w:t>- Le montant (FCFA) du loyer mensuel payé pour un logement comme le votre dans ce village/quartier est trop élevé, Veuillez s'il vous plaît corriger cette information.  En cas de coupure de courant du réseau, la source d’énergie que le ménage utilise est bougie et semble exister dans les modalités, prière de prendre attache avec le QG pour plus d'explication afin de la classer bien.  Le  type de sanitaire que le ménage utilise est toillete du voisin et semble exister dans les modalités, prière de prendre attache avec le QG pour plus d'explication afin de la classer bien.</w:t>
-      </w:r>
-    </w:p>
-    <w:p>
-      <w:r>
-        <w:rPr>
-          <w:b/>
-          <w:color w:val="4672C4"/>
-          <w:sz w:val="22"/>
-        </w:rPr>
-        <w:t>&gt;&gt; Section12 - Actifs du menage</w:t>
-      </w:r>
-    </w:p>
-    <w:p>
-      <w:pPr>
-        <w:ind w:left="283"/>
-      </w:pPr>
-      <w:r>
-        <w:rPr>
-          <w:sz w:val="20"/>
-        </w:rPr>
-        <w:t>- Attention ! Bonbonne de gaz a été revendu à 5000 Fcfa qui est relativement faible par rapport aux autres prix de revente observés dans cette zone. Prière de corriger ou de confirmer avec le QG.</w:t>
       </w:r>
     </w:p>
     <w:p>
@@ -4711,9 +4793,7 @@
         <w:rPr>
           <w:sz w:val="20"/>
         </w:rPr>
-        <w:t xml:space="preserve">- Attention ! Herse a été achété à 35000 Fcfa est relativement élevé par rapport aux autres prix d'achat observés dans cette zone. Prière de corriger ou de confirmer avec le QG. Attention ! Herse a été revendu à 35000 Fcfa qui est relativement élevé par rapport aux autres prix de revente observés dans cette zone. Prière de corriger ou de confirmer avec le QG. </w:t>
-        <w:br/>
-        <w:t>- Attention ! Houe/daba/hilaire a été revendu à 1850 Fcfa qui est relativement élevé par rapport aux autres prix de revente observés dans cette zone. Prière de corriger ou de confirmer avec le QG.</w:t>
+        <w:t>- Attention ! Herse a été achété à 35000 Fcfa est relativement élevé par rapport aux autres prix d'achat observés dans cette zone. Prière de corriger ou de confirmer avec le QG. Attention ! Herse a été revendu à 35000 Fcfa qui est relativement élevé par rapport aux autres prix de revente observés dans cette zone. Prière de corriger ou de confirmer avec le QG.</w:t>
       </w:r>
     </w:p>
     <w:p>
@@ -5112,7 +5192,7 @@
         <w:rPr>
           <w:sz w:val="20"/>
         </w:rPr>
-        <w:t>- Attention ! Le prix unitaire d'achat (200 Fcfa) de Pain moderne (Baguette) en miche (Moyen) est relativement élevé par rapport aux autres prix observés dans cette zone. Prière de corriger ou de confirmer avec le QG. Avertissement!!! Le ménage a consommé 1 Paquet Moyen de Thé en sachet, cette quantité semble anormale pour une consommation des 7 derniers jours.Prière de corriger ou de confirmer avec le QG.</w:t>
+        <w:t>- Attention ! Le prix unitaire d'achat (200 Fcfa) de Pain moderne (Baguette) en miche (Moyen) est relativement élevé par rapport aux autres prix observés dans cette zone. Prière de corriger ou de confirmer avec le QG. Avertissement!!! Le ménage a consommé 1 Paquet Moyen de Thé en sachet, cette quantité semble anormale pour une consommation des 7 derniers jours.Prière de corriger ou de confirmer avec le QG. Attention ! Le prix unitaire d'achat (1500 Fcfa) de Thé en sachet en Paquet (Moyen) est relativement élevé par rapport aux autres prix observés dans cette zone. Prière de corriger ou de confirmer avec le QG.</w:t>
       </w:r>
     </w:p>
     <w:p>
@@ -5603,8 +5683,6 @@
         <w:br/>
         <w:t xml:space="preserve">-  Avertissement!!!  coumba ngom  ne possède pas le téléphone android, n'utilise régulièrement pas un téléphone appartenant à une autre personne mais a accès à l'internet, merci de confirmer cette information avec le QG. </w:t>
         <w:br/>
-        <w:t xml:space="preserve">- Attention ! Le montant (4400 Fcfa) dépensé ou reçu en cadeau pour les recharges internet ou de forfaits de données mobiles(hors appels vocaux), aucours des 30 derniers jours de  assy ngom est relativement élevé par rapport aux autres montants depansés observés dans cette zone. Prière de corriger ou de confirmer avec le QG. </w:t>
-        <w:br/>
         <w:t>- Attention ! Vous avez déclaré en s01q00 que le répondant est la personne elle-même, or awa ngom est trop jeune (10 ans) pour fournir des informations correctes. Prière de refaire la section 1 pour awa ngom en demandant à un adulte de répondre aux questions à sa place.</w:t>
       </w:r>
     </w:p>
@@ -5734,6 +5812,27 @@
         <w:t xml:space="preserve">- Prière de changer la branche d'activité de ousmane ngom grand, les agriculteurs dont leurs cultures est principalement destiné à la consommation du ménage sont des (Agriculteurs, subsistances) et ceux qui le font avec l'élevage sont des (Agriculteurs et eleveurs, subsistances).  Incohérence! ousmane ngom grand  evolue dans l'agriculture mais est  considéré comme salarié ou stagiaire/apprenti non renuméré, prière de revoir la question s04q66 et corriger. Avertissement!!! les informations de ousmane ngom grand sur le nombre de mois, jours ou heures de son emploi secondaire sont superieur a celles de son emploi principal , veuillez corriger ou confirmer aupres du QG. </w:t>
         <w:br/>
         <w:t>- Prière de changer la branche d'activité de ousmane ngom, les agriculteurs dont leurs cultures est principalement destiné à la consommation du ménage sont des (Agriculteurs, subsistances) et ceux qui le font avec l'élevage sont des (Agriculteurs et eleveurs, subsistances).  Incohérence! ousmane ngom  evolue dans l'agriculture mais est  considéré comme salarié ou stagiaire/apprenti non renuméré, prière de revoir la question s04q66 et corriger. Incoherence!!! les informations de ousmane ngom sur le nombre de mois, jours et heures de son emploi principal et secondaire sont identiques, veuillez corriger ou confirmer aupres du QG.</w:t>
+      </w:r>
+    </w:p>
+    <w:p>
+      <w:r>
+        <w:rPr>
+          <w:b/>
+          <w:color w:val="4672C4"/>
+          <w:sz w:val="22"/>
+        </w:rPr>
+        <w:t>&gt;&gt; Section7b - Consommation alimentaire - 7 jours</w:t>
+      </w:r>
+    </w:p>
+    <w:p>
+      <w:pPr>
+        <w:ind w:left="283"/>
+      </w:pPr>
+      <w:r>
+        <w:rPr>
+          <w:sz w:val="20"/>
+        </w:rPr>
+        <w:t>- La dernière fois que vous avez acheté Capitaine frais est charrette et semble exister dans les modalités, prière de prendre attache avec le QG pour plus d'explication afin de la classer bien.  La dernière fois que vous avez acheté Poisson frais type 9 est charrette et semble exister dans les modalités, prière de prendre attache avec le QG pour plus d'explication afin de la classer bien. Attention ! Le prix unitaire d'achat (150 Fcfa) de Tomate fraîche en Sachets (Petit) est relativement élevé par rapport aux autres prix observés dans cette zone. Prière de corriger ou de confirmer avec le QG. Attention ! Le prix unitaire d'achat (300 Fcfa) de Courge en Pièce (Petit) est relativement élevé par rapport aux autres prix observés dans cette zone. Prière de corriger ou de confirmer avec le QG. Attention ! Le prix unitaire d'achat (40 Fcfa) de Aubergine sauvage  en Pièce (Petit) est relativement faible par rapport aux autres prix observés dans cette zone. Prière de corriger ou de confirmer avec le QG. Attention ! Le prix unitaire d'achat (600 Fcfa) de Boissons gazeuses (Coca, Fanta, Vimto, Sprite, etc.) en Bouteille 1l (taille unique) est relativement faible par rapport aux autres prix observés dans cette zone. Prière de corriger ou de confirmer avec le QG. Attention ! Le prix unitaire d'achat (66.66666 Fcfa) de Poivron frais en Pièce (Petit) est relativement élevé par rapport aux autres prix observés dans cette zone. Prière de corriger ou de confirmer avec le QG. Avertissement!! La quantité (5.25 litre) du produit Huile de soja  consommée  par le ménage semble très élevé, prière de corriger ou confirmer avec le QG. Avertissement!!! Le ménage a consommé 14 Morceau (Portion) Petit de Carpe séchée, cette quantité semble anormale pour une consommation des 7 derniers jours.Prière de corriger ou de confirmer avec le QG. Avertissement!!! Le ménage a consommé 14 Pièce Tres petit de Mâchoiron séchée (Kon), cette quantité semble anormale pour une consommation des 7 derniers jours.Prière de corriger ou de confirmer avec le QG. Avertissement!!! Le ménage a consommé 7 Paquet Petit de Thé en sachet, cette quantité semble anormale pour une consommation des 7 derniers jours.Prière de corriger ou de confirmer avec le QG. Avertissement!! le prix unitaire (100 Fcfa) de Thé en sachet (unité: Paquet) de taille Petit est très faible ou élevé. Prière de corriger ou de confirmer avec le QG. Avertissement!!!Le ménage a consommé 49 Cuillère de Petit de Beurre  ce qui semble incoherent pour une consommation aucours des 7 derniers jours, prière de verifier et corriger. Avertissement!!!Le ménage a consommé 49 miche de Moyen de Pain moderne (Baguette)  ce qui semble incoherent pour une consommation aucours des 7 derniers jours, prière de verifier et corriger. Incohérence!! Dans ce ménage, chaque individus consomme par jour 25.38054 Kg  de cereale; Prière de revoir les quantités prises de ces produits. Incohérence!! Dans ce ménage, chaque individus consomme par jour 25.38054 Kg  de cereale; Prière de revoir les quantités prises de ces produits. Incohérence!! Dans ce ménage, chaque individus consomme par jour 25.38054 Kg  de cereale; Prière de revoir les quantités prises de ces produits.</w:t>
       </w:r>
     </w:p>
     <w:p>
@@ -6271,7 +6370,7 @@
         <w:rPr>
           <w:sz w:val="20"/>
         </w:rPr>
-        <w:t>- Attention ! Le prix unitaire d'achat (250 Fcfa) de Capitaine frais en Tas (Petit) est relativement faible par rapport aux autres prix observés dans cette zone. Prière de corriger ou de confirmer avec le QG. Attention ! Le prix unitaire d'achat (300 Fcfa) de Oignon frais en Kg (taille unique) est relativement faible par rapport aux autres prix observés dans cette zone. Prière de corriger ou de confirmer avec le QG. Incohérence!! Dans ce ménage, chaque individus consomme par jour 28.92143 Kg  de cereale; Prière de revoir les quantités prises de ces produits. Incohérence!! Dans ce ménage, chaque individus consomme par jour 28.92143 Kg  de cereale; Prière de revoir les quantités prises de ces produits. Incohérence!! Dans ce ménage, chaque individus consomme par jour 28.92143 Kg  de cereale; Prière de revoir les quantités prises de ces produits. Le prix d'achat unitaire (1500 Fcfa) de Sel en Sac (5 Kg) de taille taille unique est très faible, prière de regarder les reponses prises dans les questions s07bq07a s07bq07b s07bq07c s07bq08 pour mieux corriger. Difficile de consommer le Sel en Boite (Autre que la boite/pot de tomate) Moyen prière de verifier.</w:t>
+        <w:t>- Attention ! Le prix unitaire d'achat (250 Fcfa) de Capitaine frais en Tas (Petit) est relativement faible par rapport aux autres prix observés dans cette zone. Prière de corriger ou de confirmer avec le QG. Attention ! Le prix unitaire d'achat (300 Fcfa) de Oignon frais en Kg (taille unique) est relativement faible par rapport aux autres prix observés dans cette zone. Prière de corriger ou de confirmer avec le QG. Incohérence!! Dans ce ménage, chaque individus consomme par jour 53.27551 Kg  de cereale; Prière de revoir les quantités prises de ces produits. Incohérence!! Dans ce ménage, chaque individus consomme par jour 53.27551 Kg  de cereale; Prière de revoir les quantités prises de ces produits. Incohérence!! Dans ce ménage, chaque individus consomme par jour 53.27551 Kg  de cereale; Prière de revoir les quantités prises de ces produits. Le prix d'achat unitaire (1500 Fcfa) de Sel en Sac (5 Kg) de taille taille unique est très faible, prière de regarder les reponses prises dans les questions s07bq07a s07bq07b s07bq07c s07bq08 pour mieux corriger. Difficile de consommer le Sel en Boite (Autre que la boite/pot de tomate) Moyen prière de verifier. Attention ! Le prix unitaire d'achat (1500 Fcfa) de Sel en Sac (5 Kg) (taille unique) est relativement élevé par rapport aux autres prix observés dans cette zone. Prière de corriger ou de confirmer avec le QG.</w:t>
       </w:r>
     </w:p>
     <w:p>
@@ -6384,7 +6483,7 @@
         <w:rPr>
           <w:sz w:val="20"/>
         </w:rPr>
-        <w:t>- Attention ! Charrettes a été achété à 200000 Fcfa est relativement élevé par rapport aux autres prix d'achat observés dans cette zone. Prière de corriger ou de confirmer avec le QG. Attention ! Charrettes a été revendu à 200000 Fcfa qui est relativement élevé par rapport aux autres prix de revente observés dans cette zone. Prière de corriger ou de confirmer avec le QG.</w:t>
+        <w:t>- Attention ! Charrettes a été achété à 200000 Fcfa est relativement élevé par rapport aux autres prix d'achat observés dans cette zone. Prière de corriger ou de confirmer avec le QG.</w:t>
       </w:r>
     </w:p>
     <w:p>
@@ -6768,7 +6867,7 @@
         <w:br/>
         <w:t xml:space="preserve">- Peu probable! Fallou Diouf  n'arrive pas  à comprendre un petit texte lu dans une langue locale (s02q03). Veuillez corriger ou donner des explications au QG. </w:t>
         <w:br/>
-        <w:t xml:space="preserve">- Peu probable! Fatou Diouf  n'arrive pas  à comprendre un petit texte lu dans une langue locale (s02q03). Veuillez corriger ou donner des explications au QG. Attention ! Le frais de scolarité (2000 Fcfa) de Fatou Diouf en 5ème année de Primaire est relativement élevé par rapport aux autres frais de scolarités observés dans cette zone. Prière de corriger ou de confirmer avec le QG. </w:t>
+        <w:t xml:space="preserve">- Peu probable! Fatou Diouf  n'arrive pas  à comprendre un petit texte lu dans une langue locale (s02q03). Veuillez corriger ou donner des explications au QG. </w:t>
         <w:br/>
         <w:t xml:space="preserve">- Peu probable! Maimouna Kama  n'arrive pas  à comprendre un petit texte lu dans une langue locale (s02q03). Veuillez corriger ou donner des explications au QG. </w:t>
         <w:br/>
@@ -6780,7 +6879,7 @@
         <w:br/>
         <w:t xml:space="preserve">- Peu probable! Yacine Diouf  n'arrive pas  à comprendre un petit texte lu dans une langue locale (s02q03). Veuillez corriger ou donner des explications au QG. </w:t>
         <w:br/>
-        <w:t>- Peu probable! khadime Diouf  n'arrive pas  à comprendre un petit texte lu dans une langue locale (s02q03). Veuillez corriger ou donner des explications au QG. Attention ! Le frais de scolarité (2000 Fcfa) de khadime Diouf en 3ème année de Primaire est relativement élevé par rapport aux autres frais de scolarités observés dans cette zone. Prière de corriger ou de confirmer avec le QG.</w:t>
+        <w:t>- Peu probable! khadime Diouf  n'arrive pas  à comprendre un petit texte lu dans une langue locale (s02q03). Veuillez corriger ou donner des explications au QG.</w:t>
       </w:r>
     </w:p>
     <w:p>
@@ -6824,7 +6923,7 @@
         <w:rPr>
           <w:sz w:val="20"/>
         </w:rPr>
-        <w:t>- Attention ! Le prix unitaire d'achat (152 Fcfa) de Pain moderne (Baguette) en miche (Moyen) est relativement élevé par rapport aux autres prix observés dans cette zone. Prière de corriger ou de confirmer avec le QG. Avertissement!!! Le ménage a consommé 14 Paquet Petit de Thé en sachet, cette quantité semble anormale pour une consommation des 7 derniers jours.Prière de corriger ou de confirmer avec le QG. Avertissement!! le prix unitaire (150 Fcfa) de Thé en sachet (unité: Paquet) de taille Petit est très faible ou élevé. Prière de corriger ou de confirmer avec le QG. Incohérence!! Dans ce ménage, chaque individus consomme par jour 23.46771 Kg  de cereale; Prière de revoir les quantités prises de ces produits. Incohérence!! Dans ce ménage, chaque individus consomme par jour 23.46771 Kg  de cereale; Prière de revoir les quantités prises de ces produits. Incohérence!! Dans ce ménage, chaque individus consomme par jour 23.46771 Kg  de cereale; Prière de revoir les quantités prises de ces produits. Incohérence!! Dans ce ménage, chaque individus consomme par jour 23.46771 Kg  de cereale; Prière de revoir les quantités prises de ces produits. Le prix d'achat unitaire (1500 Fcfa) de Sel en Sac (10 Kg) de taille taille unique est très faible, prière de regarder les reponses prises dans les questions s07bq07a s07bq07b s07bq07c s07bq08 pour mieux corriger. Difficile de consommer le Sel en Boite (Autre que la boite/pot de tomate) Petit prière de verifier.</w:t>
+        <w:t>- Attention ! Le prix unitaire d'achat (152 Fcfa) de Pain moderne (Baguette) en miche (Moyen) est relativement élevé par rapport aux autres prix observés dans cette zone. Prière de corriger ou de confirmer avec le QG. Attention ! Soupçons de quantité anormale! Le ménage de Maimouna Kama avec une taille de 10 personnes a consommé 3.75 Kg en taille unique de Sucre en poudre  qui est relativement élevé comme consommation par rapport à la condition de vie des autres ménages de même taille dans cette zone. Prière de corriger ou de confirmer avec le QG. Avertissement!!! Le ménage a consommé 14 Paquet Petit de Thé en sachet, cette quantité semble anormale pour une consommation des 7 derniers jours.Prière de corriger ou de confirmer avec le QG. Avertissement!! le prix unitaire (150 Fcfa) de Thé en sachet (unité: Paquet) de taille Petit est très faible ou élevé. Prière de corriger ou de confirmer avec le QG. Incohérence!! Dans ce ménage, chaque individus consomme par jour 60.46229 Kg  de cereale; Prière de revoir les quantités prises de ces produits. Incohérence!! Dans ce ménage, chaque individus consomme par jour 60.46229 Kg  de cereale; Prière de revoir les quantités prises de ces produits. Incohérence!! Dans ce ménage, chaque individus consomme par jour 60.46229 Kg  de cereale; Prière de revoir les quantités prises de ces produits. Incohérence!! Dans ce ménage, chaque individus consomme par jour 60.46229 Kg  de cereale; Prière de revoir les quantités prises de ces produits. Le prix d'achat unitaire (1500 Fcfa) de Sel en Sac (10 Kg) de taille taille unique est très faible, prière de regarder les reponses prises dans les questions s07bq07a s07bq07b s07bq07c s07bq08 pour mieux corriger. Difficile de consommer le Sel en Boite (Autre que la boite/pot de tomate) Petit prière de verifier.</w:t>
       </w:r>
     </w:p>
     <w:p>
@@ -6963,6 +7062,27 @@
         <w:t xml:space="preserve">- Prière de renseigner la valeur de ce produit consommé ou stocké par votre ménage au cours des 12 derniers mois, prière de fournir d'effort pour avoir une estimation (s18cq03) au lieu de 9999. </w:t>
         <w:br/>
         <w:t>- Prière de renseigner la valeur de ce produit consommé ou stocké par votre ménage au cours des 12 derniers mois, prière de fournir d'effort pour avoir une estimation (s18cq03) au lieu de 9999.</w:t>
+      </w:r>
+    </w:p>
+    <w:p>
+      <w:r>
+        <w:rPr>
+          <w:b/>
+          <w:color w:val="4672C4"/>
+          <w:sz w:val="22"/>
+        </w:rPr>
+        <w:t>&gt;&gt; Section19 - Equipements agricoles</w:t>
+      </w:r>
+    </w:p>
+    <w:p>
+      <w:pPr>
+        <w:ind w:left="283"/>
+      </w:pPr>
+      <w:r>
+        <w:rPr>
+          <w:sz w:val="20"/>
+        </w:rPr>
+        <w:t>- Attention ! Charrettes a été achété à 150000 Fcfa est relativement élevé par rapport aux autres prix d'achat observés dans cette zone. Prière de corriger ou de confirmer avec le QG.</w:t>
       </w:r>
     </w:p>
     <w:p>
@@ -7407,7 +7527,7 @@
         <w:rPr>
           <w:sz w:val="20"/>
         </w:rPr>
-        <w:t>- La dernière fois que vous avez acheté Lait pour bébé est Pharmacie et semble exister dans les modalités, prière de prendre attache avec le QG pour plus d'explication afin de la classer bien. Attention ! Le prix unitaire d'achat (50 Fcfa) de Carotte en Pièce (Moyen) est relativement faible par rapport aux autres prix observés dans cette zone. Prière de corriger ou de confirmer avec le QG. Avertissement!! La quantité (3.25 litre) du produit Huile de soja  consommée  par le ménage semble très élevé, prière de corriger ou confirmer avec le QG. Avertissement!!! Le ménage a consommé 14 Paquet Petit de Thé en sachet, cette quantité semble anormale pour une consommation des 7 derniers jours.Prière de corriger ou de confirmer avec le QG. Avertissement!! le prix unitaire (100 Fcfa) de Thé en sachet (unité: Paquet) de taille Petit est très faible ou élevé. Prière de corriger ou de confirmer avec le QG. Incohérence!! Dans ce ménage, chaque individus consomme par jour 42.78057 Kg  de cereale; Prière de revoir les quantités prises de ces produits. Incohérence!! Dans ce ménage, chaque individus consomme par jour 42.78057 Kg  de cereale; Prière de revoir les quantités prises de ces produits. Incohérence!! Dans ce ménage, chaque individus consomme par jour 42.78057 Kg  de cereale; Prière de revoir les quantités prises de ces produits. Incohérence!! Dans ce ménage, chaque individus consomme par jour 42.78057 Kg  de cereale; Prière de revoir les quantités prises de ces produits.</w:t>
+        <w:t>- La dernière fois que vous avez acheté Lait pour bébé est Pharmacie et semble exister dans les modalités, prière de prendre attache avec le QG pour plus d'explication afin de la classer bien. Attention ! Le prix unitaire d'achat (50 Fcfa) de Sel en Sachets (Moyen) est relativement faible par rapport aux autres prix observés dans cette zone. Prière de corriger ou de confirmer avec le QG. Avertissement!! La quantité (3.25 litre) du produit Huile de soja  consommée  par le ménage semble très élevé, prière de corriger ou confirmer avec le QG. Avertissement!!! Le ménage a consommé 14 Paquet Petit de Thé en sachet, cette quantité semble anormale pour une consommation des 7 derniers jours.Prière de corriger ou de confirmer avec le QG. Avertissement!! le prix unitaire (100 Fcfa) de Thé en sachet (unité: Paquet) de taille Petit est très faible ou élevé. Prière de corriger ou de confirmer avec le QG. Incohérence!! Dans ce ménage, chaque individus consomme par jour 76.22514 Kg  de cereale; Prière de revoir les quantités prises de ces produits. Incohérence!! Dans ce ménage, chaque individus consomme par jour 76.22514 Kg  de cereale; Prière de revoir les quantités prises de ces produits. Incohérence!! Dans ce ménage, chaque individus consomme par jour 76.22514 Kg  de cereale; Prière de revoir les quantités prises de ces produits. Incohérence!! Dans ce ménage, chaque individus consomme par jour 76.22514 Kg  de cereale; Prière de revoir les quantités prises de ces produits.</w:t>
       </w:r>
     </w:p>
     <w:p>
